--- a/業務処理状況報告書_フジタ津田沼マンション_20261026.docx
+++ b/業務処理状況報告書_フジタ津田沼マンション_20261026.docx
@@ -383,7 +383,7 @@
                 <w:sz w:val="22"/>
                 <w:szCs w:val="22"/>
               </w:rPr>
-              <w:t xml:space="preserve">換気扇・ガス設備の交換済みもあわせてご案内</w:t>
+              <w:t xml:space="preserve">1回目の配布（1,500枚）のあと、換気扇・ガス設備の交換完了にあわせて「交換済」と記した2回目のチラシを配布する予定です</w:t>
             </w:r>
           </w:p>
         </w:tc>
@@ -440,7 +440,7 @@
                 <w:sz w:val="22"/>
                 <w:szCs w:val="22"/>
               </w:rPr>
-              <w:t xml:space="preserve">約400枚（津田沼小学校周辺を中心に）</w:t>
+              <w:t xml:space="preserve">10月23日（金）17時より、津田沼小学校付近にて約400枚</w:t>
             </w:r>
           </w:p>
           <w:p>
@@ -468,22 +468,6 @@
     </w:p>
     <w:p>
       <w:pPr>
-        <w:spacing w:after="40" w:line="240"/>
-        <w:jc w:val="left"/>
-      </w:pPr>
-      <w:r>
-        <w:rPr>
-          <w:rFonts w:ascii="游ゴシック" w:cs="游ゴシック" w:eastAsia="游ゴシック" w:hAnsi="游ゴシック"/>
-          <w:b w:val="false"/>
-          <w:bCs w:val="false"/>
-          <w:sz w:val="24"/>
-          <w:szCs w:val="24"/>
-        </w:rPr>
-        <w:t xml:space="preserve">あわせて、不動産ポータルサイトおよび自社ホームページへの掲載も継続しております。</w:t>
-      </w:r>
-    </w:p>
-    <w:p>
-      <w:pPr>
         <w:pBdr>
           <w:bottom w:val="single" w:color="999999" w:sz="6" w:space="2"/>
         </w:pBdr>
@@ -529,7 +513,7 @@
           <w:sz w:val="24"/>
           <w:szCs w:val="24"/>
         </w:rPr>
-        <w:t xml:space="preserve">また、オープンハウスの開催についても検討を進めており、日程が固まりましたらご相談させていただきます。</w:t>
+        <w:t xml:space="preserve">また、ご予約のお客様がまとまった段階で、まとめてご案内する機会も設けたいと考えております。</w:t>
       </w:r>
     </w:p>
     <w:p>
